--- a/Drogobytskyy_CW.docx
+++ b/Drogobytskyy_CW.docx
@@ -971,7 +971,6 @@
           <w:sz w:val="32"/>
           <w:szCs w:val="32"/>
           <w:highlight w:val="white"/>
-          <w:lang w:val="uk-UA"/>
         </w:rPr>
       </w:pPr>
       <w:r>
@@ -1047,6 +1046,27 @@
         </w:rPr>
         <w:t>:</w:t>
       </w:r>
+      <w:r>
+        <w:rPr>
+          <w:rFonts w:ascii="Times New Roman" w:eastAsia="Times New Roman" w:hAnsi="Times New Roman" w:cs="Times New Roman"/>
+          <w:sz w:val="32"/>
+          <w:szCs w:val="32"/>
+          <w:highlight w:val="white"/>
+        </w:rPr>
+        <w:t xml:space="preserve"> </w:t>
+      </w:r>
+      <w:hyperlink r:id="rId5" w:history="1">
+        <w:r>
+          <w:rPr>
+            <w:rStyle w:val="Hyperlink"/>
+            <w:rFonts w:ascii="Times New Roman" w:eastAsia="Times New Roman" w:hAnsi="Times New Roman" w:cs="Times New Roman"/>
+            <w:sz w:val="32"/>
+            <w:szCs w:val="32"/>
+            <w:highlight w:val="white"/>
+          </w:rPr>
+          <w:t>KPI-WEB-CW</w:t>
+        </w:r>
+      </w:hyperlink>
     </w:p>
     <w:p>
       <w:pPr>
@@ -1090,27 +1110,7 @@
           <w:highlight w:val="white"/>
           <w:lang w:val="ru-RU"/>
         </w:rPr>
-        <w:t>: 1</w:t>
-      </w:r>
-      <w:r>
-        <w:rPr>
-          <w:rFonts w:ascii="Times New Roman" w:eastAsia="Times New Roman" w:hAnsi="Times New Roman" w:cs="Times New Roman"/>
-          <w:sz w:val="32"/>
-          <w:szCs w:val="32"/>
-          <w:highlight w:val="white"/>
-          <w:lang w:val="ru-RU"/>
-        </w:rPr>
-        <w:t>5</w:t>
-      </w:r>
-      <w:r>
-        <w:rPr>
-          <w:rFonts w:ascii="Times New Roman" w:eastAsia="Times New Roman" w:hAnsi="Times New Roman" w:cs="Times New Roman"/>
-          <w:sz w:val="32"/>
-          <w:szCs w:val="32"/>
-          <w:highlight w:val="white"/>
-          <w:lang w:val="ru-RU"/>
-        </w:rPr>
-        <w:t>.03</w:t>
+        <w:t>: 15.03</w:t>
       </w:r>
       <w:r>
         <w:rPr>
@@ -7640,27 +7640,7 @@
                 <w:sz w:val="28"/>
                 <w:szCs w:val="28"/>
               </w:rPr>
-              <w:t xml:space="preserve"> </w:t>
-            </w:r>
-            <w:proofErr w:type="spellStart"/>
-            <w:r>
-              <w:rPr>
-                <w:rFonts w:ascii="Times New Roman" w:eastAsia="Arial" w:hAnsi="Times New Roman" w:cs="Times New Roman"/>
-                <w:color w:val="000000" w:themeColor="text1"/>
-                <w:sz w:val="28"/>
-                <w:szCs w:val="28"/>
-              </w:rPr>
-              <w:t>чи</w:t>
-            </w:r>
-            <w:proofErr w:type="spellEnd"/>
-            <w:r>
-              <w:rPr>
-                <w:rFonts w:ascii="Times New Roman" w:eastAsia="Arial" w:hAnsi="Times New Roman" w:cs="Times New Roman"/>
-                <w:color w:val="000000" w:themeColor="text1"/>
-                <w:sz w:val="28"/>
-                <w:szCs w:val="28"/>
-              </w:rPr>
-              <w:t xml:space="preserve"> </w:t>
+              <w:t xml:space="preserve"> чи </w:t>
             </w:r>
             <w:proofErr w:type="spellStart"/>
             <w:r>
@@ -9012,27 +8992,7 @@
                 <w:sz w:val="28"/>
                 <w:szCs w:val="28"/>
               </w:rPr>
-              <w:t xml:space="preserve"> </w:t>
-            </w:r>
-            <w:proofErr w:type="spellStart"/>
-            <w:r>
-              <w:rPr>
-                <w:rFonts w:ascii="Times New Roman" w:eastAsia="Arial" w:hAnsi="Times New Roman" w:cs="Times New Roman"/>
-                <w:color w:val="000000" w:themeColor="text1"/>
-                <w:sz w:val="28"/>
-                <w:szCs w:val="28"/>
-              </w:rPr>
-              <w:t>для</w:t>
-            </w:r>
-            <w:proofErr w:type="spellEnd"/>
-            <w:r>
-              <w:rPr>
-                <w:rFonts w:ascii="Times New Roman" w:eastAsia="Arial" w:hAnsi="Times New Roman" w:cs="Times New Roman"/>
-                <w:color w:val="000000" w:themeColor="text1"/>
-                <w:sz w:val="28"/>
-                <w:szCs w:val="28"/>
-              </w:rPr>
-              <w:t xml:space="preserve"> </w:t>
+              <w:t xml:space="preserve"> для </w:t>
             </w:r>
             <w:proofErr w:type="spellStart"/>
             <w:r>
@@ -14731,7 +14691,7 @@
                     <pic:cNvPicPr/>
                   </pic:nvPicPr>
                   <pic:blipFill>
-                    <a:blip r:embed="rId5">
+                    <a:blip r:embed="rId6">
                       <a:extLst>
                         <a:ext uri="{28A0092B-C50C-407E-A947-70E740481C1C}">
                           <a14:useLocalDpi xmlns:a14="http://schemas.microsoft.com/office/drawing/2010/main" val="0"/>
@@ -17095,7 +17055,7 @@
           <w14:ligatures w14:val="standardContextual"/>
         </w:rPr>
         <w:drawing>
-          <wp:inline distT="0" distB="0" distL="0" distR="0" wp14:anchorId="60B97BE0" wp14:editId="46D21EA2">
+          <wp:inline distT="0" distB="0" distL="0" distR="0" wp14:anchorId="60B97BE0" wp14:editId="50EBA9A5">
             <wp:extent cx="5731510" cy="3115945"/>
             <wp:effectExtent l="0" t="0" r="0" b="0"/>
             <wp:docPr id="1060701521" name="Picture 2" descr="A diagram of a server&#10;&#10;AI-generated content may be incorrect."/>
@@ -17110,7 +17070,7 @@
                     <pic:cNvPicPr/>
                   </pic:nvPicPr>
                   <pic:blipFill>
-                    <a:blip r:embed="rId6" cstate="print">
+                    <a:blip r:embed="rId7" cstate="print">
                       <a:extLst>
                         <a:ext uri="{28A0092B-C50C-407E-A947-70E740481C1C}">
                           <a14:useLocalDpi xmlns:a14="http://schemas.microsoft.com/office/drawing/2010/main" val="0"/>
@@ -18656,25 +18616,7 @@
           <w:sz w:val="28"/>
           <w:szCs w:val="28"/>
         </w:rPr>
-        <w:t xml:space="preserve"> </w:t>
-      </w:r>
-      <w:proofErr w:type="spellStart"/>
-      <w:r>
-        <w:rPr>
-          <w:rFonts w:ascii="Times New Roman" w:hAnsi="Times New Roman" w:cs="Times New Roman"/>
-          <w:sz w:val="28"/>
-          <w:szCs w:val="28"/>
-        </w:rPr>
-        <w:t>різні</w:t>
-      </w:r>
-      <w:proofErr w:type="spellEnd"/>
-      <w:r>
-        <w:rPr>
-          <w:rFonts w:ascii="Times New Roman" w:hAnsi="Times New Roman" w:cs="Times New Roman"/>
-          <w:sz w:val="28"/>
-          <w:szCs w:val="28"/>
-        </w:rPr>
-        <w:t xml:space="preserve"> </w:t>
+        <w:t xml:space="preserve"> різні </w:t>
       </w:r>
       <w:proofErr w:type="spellStart"/>
       <w:r>
@@ -19155,7 +19097,7 @@
                     <pic:cNvPicPr/>
                   </pic:nvPicPr>
                   <pic:blipFill>
-                    <a:blip r:embed="rId7">
+                    <a:blip r:embed="rId8">
                       <a:extLst>
                         <a:ext uri="{28A0092B-C50C-407E-A947-70E740481C1C}">
                           <a14:useLocalDpi xmlns:a14="http://schemas.microsoft.com/office/drawing/2010/main" val="0"/>
@@ -20051,7 +19993,7 @@
                     <pic:cNvPicPr/>
                   </pic:nvPicPr>
                   <pic:blipFill>
-                    <a:blip r:embed="rId8">
+                    <a:blip r:embed="rId9">
                       <a:extLst>
                         <a:ext uri="{28A0092B-C50C-407E-A947-70E740481C1C}">
                           <a14:useLocalDpi xmlns:a14="http://schemas.microsoft.com/office/drawing/2010/main" val="0"/>
@@ -20517,7 +20459,7 @@
                     <pic:cNvPicPr/>
                   </pic:nvPicPr>
                   <pic:blipFill>
-                    <a:blip r:embed="rId9">
+                    <a:blip r:embed="rId10">
                       <a:extLst>
                         <a:ext uri="{28A0092B-C50C-407E-A947-70E740481C1C}">
                           <a14:useLocalDpi xmlns:a14="http://schemas.microsoft.com/office/drawing/2010/main" val="0"/>
@@ -20686,7 +20628,7 @@
           <w:szCs w:val="36"/>
         </w:rPr>
         <w:lastRenderedPageBreak/>
-        <w:t>2. П</w:t>
+        <w:t xml:space="preserve">2. </w:t>
       </w:r>
       <w:proofErr w:type="spellStart"/>
       <w:r>
@@ -20698,7 +20640,7 @@
           <w:sz w:val="36"/>
           <w:szCs w:val="36"/>
         </w:rPr>
-        <w:t>роектування</w:t>
+        <w:t>Проектування</w:t>
       </w:r>
       <w:proofErr w:type="spellEnd"/>
       <w:r>
@@ -20984,14 +20926,7 @@
           <w:sz w:val="28"/>
           <w:szCs w:val="28"/>
         </w:rPr>
-        <w:t xml:space="preserve"> </w:t>
-      </w:r>
-      <w:r>
-        <w:rPr>
-          <w:sz w:val="28"/>
-          <w:szCs w:val="28"/>
-        </w:rPr>
-        <w:t>-</w:t>
+        <w:t xml:space="preserve"> -</w:t>
       </w:r>
       <w:r>
         <w:rPr>
@@ -21243,7 +21178,7 @@
           <w14:ligatures w14:val="standardContextual"/>
         </w:rPr>
         <w:drawing>
-          <wp:inline distT="0" distB="0" distL="0" distR="0" wp14:anchorId="374CE89D" wp14:editId="1C333543">
+          <wp:inline distT="0" distB="0" distL="0" distR="0" wp14:anchorId="374CE89D" wp14:editId="6794C237">
             <wp:extent cx="7027233" cy="1907458"/>
             <wp:effectExtent l="0" t="0" r="0" b="0"/>
             <wp:docPr id="1300483618" name="Picture 6" descr="A diagram of a company&#10;&#10;AI-generated content may be incorrect."/>
@@ -21258,7 +21193,7 @@
                     <pic:cNvPicPr/>
                   </pic:nvPicPr>
                   <pic:blipFill>
-                    <a:blip r:embed="rId10" cstate="print">
+                    <a:blip r:embed="rId11" cstate="print">
                       <a:extLst>
                         <a:ext uri="{28A0092B-C50C-407E-A947-70E740481C1C}">
                           <a14:useLocalDpi xmlns:a14="http://schemas.microsoft.com/office/drawing/2010/main" val="0"/>
@@ -22779,7 +22714,6 @@
       <w:pPr>
         <w:pStyle w:val="Heading1"/>
         <w:spacing w:line="360" w:lineRule="auto"/>
-        <w:jc w:val="center"/>
         <w:rPr>
           <w:rFonts w:ascii="Times New Roman" w:hAnsi="Times New Roman" w:cs="Times New Roman"/>
           <w:b/>
@@ -22787,122 +22721,12 @@
           <w:color w:val="auto"/>
           <w:sz w:val="36"/>
           <w:szCs w:val="36"/>
-          <w:lang w:val="uk-UA"/>
-        </w:rPr>
-      </w:pPr>
-    </w:p>
-    <w:p>
-      <w:pPr>
-        <w:pStyle w:val="Heading1"/>
-        <w:spacing w:line="360" w:lineRule="auto"/>
-        <w:jc w:val="center"/>
-        <w:rPr>
-          <w:rFonts w:ascii="Times New Roman" w:hAnsi="Times New Roman" w:cs="Times New Roman"/>
-          <w:b/>
-          <w:bCs/>
-          <w:color w:val="auto"/>
-          <w:sz w:val="36"/>
-          <w:szCs w:val="36"/>
-          <w:lang w:val="uk-UA"/>
-        </w:rPr>
-      </w:pPr>
-    </w:p>
-    <w:p>
-      <w:pPr>
-        <w:pStyle w:val="Heading1"/>
-        <w:spacing w:line="360" w:lineRule="auto"/>
-        <w:jc w:val="center"/>
-        <w:rPr>
-          <w:rFonts w:ascii="Times New Roman" w:hAnsi="Times New Roman" w:cs="Times New Roman"/>
-          <w:b/>
-          <w:bCs/>
-          <w:color w:val="auto"/>
-          <w:sz w:val="36"/>
-          <w:szCs w:val="36"/>
-          <w:lang w:val="uk-UA"/>
-        </w:rPr>
-      </w:pPr>
-    </w:p>
-    <w:p>
-      <w:pPr>
-        <w:pStyle w:val="Heading1"/>
-        <w:spacing w:line="360" w:lineRule="auto"/>
-        <w:jc w:val="center"/>
-        <w:rPr>
-          <w:rFonts w:ascii="Times New Roman" w:hAnsi="Times New Roman" w:cs="Times New Roman"/>
-          <w:b/>
-          <w:bCs/>
-          <w:color w:val="auto"/>
-          <w:sz w:val="36"/>
-          <w:szCs w:val="36"/>
-          <w:lang w:val="uk-UA"/>
-        </w:rPr>
-      </w:pPr>
-    </w:p>
-    <w:p>
-      <w:pPr>
-        <w:pStyle w:val="Heading1"/>
-        <w:spacing w:line="360" w:lineRule="auto"/>
-        <w:jc w:val="center"/>
-        <w:rPr>
-          <w:rFonts w:ascii="Times New Roman" w:hAnsi="Times New Roman" w:cs="Times New Roman"/>
-          <w:b/>
-          <w:bCs/>
-          <w:color w:val="auto"/>
-          <w:sz w:val="36"/>
-          <w:szCs w:val="36"/>
-          <w:lang w:val="uk-UA"/>
-        </w:rPr>
-      </w:pPr>
-    </w:p>
-    <w:p>
-      <w:pPr>
-        <w:pStyle w:val="Heading1"/>
-        <w:spacing w:line="360" w:lineRule="auto"/>
-        <w:jc w:val="center"/>
-        <w:rPr>
-          <w:rFonts w:ascii="Times New Roman" w:hAnsi="Times New Roman" w:cs="Times New Roman"/>
-          <w:b/>
-          <w:bCs/>
-          <w:color w:val="auto"/>
-          <w:sz w:val="36"/>
-          <w:szCs w:val="36"/>
-          <w:lang w:val="uk-UA"/>
-        </w:rPr>
-      </w:pPr>
-    </w:p>
-    <w:p>
-      <w:pPr>
-        <w:pStyle w:val="Heading1"/>
-        <w:spacing w:line="360" w:lineRule="auto"/>
-        <w:jc w:val="center"/>
-        <w:rPr>
-          <w:rFonts w:ascii="Times New Roman" w:hAnsi="Times New Roman" w:cs="Times New Roman"/>
-          <w:b/>
-          <w:bCs/>
-          <w:color w:val="auto"/>
-          <w:sz w:val="36"/>
-          <w:szCs w:val="36"/>
-          <w:lang w:val="uk-UA"/>
-        </w:rPr>
-      </w:pPr>
-    </w:p>
-    <w:p>
-      <w:pPr>
-        <w:pStyle w:val="Heading1"/>
-        <w:spacing w:line="360" w:lineRule="auto"/>
-        <w:jc w:val="center"/>
-        <w:rPr>
-          <w:rFonts w:ascii="Times New Roman" w:hAnsi="Times New Roman" w:cs="Times New Roman"/>
-          <w:b/>
-          <w:bCs/>
-          <w:color w:val="auto"/>
-          <w:sz w:val="36"/>
-          <w:szCs w:val="36"/>
-          <w:lang w:val="uk-UA"/>
-        </w:rPr>
-      </w:pPr>
-    </w:p>
+        </w:rPr>
+      </w:pPr>
+    </w:p>
+    <w:p/>
+    <w:p/>
+    <w:p/>
     <w:p>
       <w:pPr>
         <w:pStyle w:val="Heading1"/>
@@ -28803,7 +28627,7 @@
         </w:rPr>
         <w:lastRenderedPageBreak/>
         <w:drawing>
-          <wp:inline distT="0" distB="0" distL="0" distR="0" wp14:anchorId="71D3693E" wp14:editId="7572336B">
+          <wp:inline distT="0" distB="0" distL="0" distR="0" wp14:anchorId="71D3693E" wp14:editId="71D7318C">
             <wp:extent cx="5731510" cy="3778250"/>
             <wp:effectExtent l="0" t="0" r="0" b="6350"/>
             <wp:docPr id="580957002" name="Picture 1" descr="A screenshot of a computer&#10;&#10;AI-generated content may be incorrect."/>
@@ -28818,7 +28642,7 @@
                     <pic:cNvPicPr/>
                   </pic:nvPicPr>
                   <pic:blipFill>
-                    <a:blip r:embed="rId11" cstate="print">
+                    <a:blip r:embed="rId12" cstate="print">
                       <a:extLst>
                         <a:ext uri="{28A0092B-C50C-407E-A947-70E740481C1C}">
                           <a14:useLocalDpi xmlns:a14="http://schemas.microsoft.com/office/drawing/2010/main" val="0"/>
@@ -36321,6 +36145,29 @@
       </w:tcPr>
     </w:tblStylePr>
   </w:style>
+  <w:style w:type="character" w:styleId="Hyperlink">
+    <w:name w:val="Hyperlink"/>
+    <w:basedOn w:val="DefaultParagraphFont"/>
+    <w:uiPriority w:val="99"/>
+    <w:unhideWhenUsed/>
+    <w:rsid w:val="00F02E19"/>
+    <w:rPr>
+      <w:color w:val="467886" w:themeColor="hyperlink"/>
+      <w:u w:val="single"/>
+    </w:rPr>
+  </w:style>
+  <w:style w:type="character" w:styleId="UnresolvedMention">
+    <w:name w:val="Unresolved Mention"/>
+    <w:basedOn w:val="DefaultParagraphFont"/>
+    <w:uiPriority w:val="99"/>
+    <w:semiHidden/>
+    <w:unhideWhenUsed/>
+    <w:rsid w:val="00F02E19"/>
+    <w:rPr>
+      <w:color w:val="605E5C"/>
+      <w:shd w:val="clear" w:color="auto" w:fill="E1DFDD"/>
+    </w:rPr>
+  </w:style>
 </w:styles>
 </file>
 

--- a/Drogobytskyy_CW.docx
+++ b/Drogobytskyy_CW.docx
@@ -971,6 +971,7 @@
           <w:sz w:val="32"/>
           <w:szCs w:val="32"/>
           <w:highlight w:val="white"/>
+          <w:lang w:val="uk-UA"/>
         </w:rPr>
       </w:pPr>
       <w:r>
@@ -1046,27 +1047,6 @@
         </w:rPr>
         <w:t>:</w:t>
       </w:r>
-      <w:r>
-        <w:rPr>
-          <w:rFonts w:ascii="Times New Roman" w:eastAsia="Times New Roman" w:hAnsi="Times New Roman" w:cs="Times New Roman"/>
-          <w:sz w:val="32"/>
-          <w:szCs w:val="32"/>
-          <w:highlight w:val="white"/>
-        </w:rPr>
-        <w:t xml:space="preserve"> </w:t>
-      </w:r>
-      <w:hyperlink r:id="rId5" w:history="1">
-        <w:r>
-          <w:rPr>
-            <w:rStyle w:val="Hyperlink"/>
-            <w:rFonts w:ascii="Times New Roman" w:eastAsia="Times New Roman" w:hAnsi="Times New Roman" w:cs="Times New Roman"/>
-            <w:sz w:val="32"/>
-            <w:szCs w:val="32"/>
-            <w:highlight w:val="white"/>
-          </w:rPr>
-          <w:t>KPI-WEB-CW</w:t>
-        </w:r>
-      </w:hyperlink>
     </w:p>
     <w:p>
       <w:pPr>
@@ -14691,7 +14671,7 @@
                     <pic:cNvPicPr/>
                   </pic:nvPicPr>
                   <pic:blipFill>
-                    <a:blip r:embed="rId6">
+                    <a:blip r:embed="rId5">
                       <a:extLst>
                         <a:ext uri="{28A0092B-C50C-407E-A947-70E740481C1C}">
                           <a14:useLocalDpi xmlns:a14="http://schemas.microsoft.com/office/drawing/2010/main" val="0"/>
@@ -17055,7 +17035,7 @@
           <w14:ligatures w14:val="standardContextual"/>
         </w:rPr>
         <w:drawing>
-          <wp:inline distT="0" distB="0" distL="0" distR="0" wp14:anchorId="60B97BE0" wp14:editId="50EBA9A5">
+          <wp:inline distT="0" distB="0" distL="0" distR="0" wp14:anchorId="60B97BE0" wp14:editId="1E27422F">
             <wp:extent cx="5731510" cy="3115945"/>
             <wp:effectExtent l="0" t="0" r="0" b="0"/>
             <wp:docPr id="1060701521" name="Picture 2" descr="A diagram of a server&#10;&#10;AI-generated content may be incorrect."/>
@@ -17070,7 +17050,7 @@
                     <pic:cNvPicPr/>
                   </pic:nvPicPr>
                   <pic:blipFill>
-                    <a:blip r:embed="rId7" cstate="print">
+                    <a:blip r:embed="rId6" cstate="print">
                       <a:extLst>
                         <a:ext uri="{28A0092B-C50C-407E-A947-70E740481C1C}">
                           <a14:useLocalDpi xmlns:a14="http://schemas.microsoft.com/office/drawing/2010/main" val="0"/>
@@ -19097,7 +19077,7 @@
                     <pic:cNvPicPr/>
                   </pic:nvPicPr>
                   <pic:blipFill>
-                    <a:blip r:embed="rId8">
+                    <a:blip r:embed="rId7">
                       <a:extLst>
                         <a:ext uri="{28A0092B-C50C-407E-A947-70E740481C1C}">
                           <a14:useLocalDpi xmlns:a14="http://schemas.microsoft.com/office/drawing/2010/main" val="0"/>
@@ -19993,7 +19973,7 @@
                     <pic:cNvPicPr/>
                   </pic:nvPicPr>
                   <pic:blipFill>
-                    <a:blip r:embed="rId9">
+                    <a:blip r:embed="rId8">
                       <a:extLst>
                         <a:ext uri="{28A0092B-C50C-407E-A947-70E740481C1C}">
                           <a14:useLocalDpi xmlns:a14="http://schemas.microsoft.com/office/drawing/2010/main" val="0"/>
@@ -20459,7 +20439,7 @@
                     <pic:cNvPicPr/>
                   </pic:nvPicPr>
                   <pic:blipFill>
-                    <a:blip r:embed="rId10">
+                    <a:blip r:embed="rId9">
                       <a:extLst>
                         <a:ext uri="{28A0092B-C50C-407E-A947-70E740481C1C}">
                           <a14:useLocalDpi xmlns:a14="http://schemas.microsoft.com/office/drawing/2010/main" val="0"/>
@@ -21178,7 +21158,7 @@
           <w14:ligatures w14:val="standardContextual"/>
         </w:rPr>
         <w:drawing>
-          <wp:inline distT="0" distB="0" distL="0" distR="0" wp14:anchorId="374CE89D" wp14:editId="6794C237">
+          <wp:inline distT="0" distB="0" distL="0" distR="0" wp14:anchorId="374CE89D" wp14:editId="303FE454">
             <wp:extent cx="7027233" cy="1907458"/>
             <wp:effectExtent l="0" t="0" r="0" b="0"/>
             <wp:docPr id="1300483618" name="Picture 6" descr="A diagram of a company&#10;&#10;AI-generated content may be incorrect."/>
@@ -21193,7 +21173,7 @@
                     <pic:cNvPicPr/>
                   </pic:nvPicPr>
                   <pic:blipFill>
-                    <a:blip r:embed="rId11" cstate="print">
+                    <a:blip r:embed="rId10" cstate="print">
                       <a:extLst>
                         <a:ext uri="{28A0092B-C50C-407E-A947-70E740481C1C}">
                           <a14:useLocalDpi xmlns:a14="http://schemas.microsoft.com/office/drawing/2010/main" val="0"/>
@@ -22650,7 +22630,6 @@
       <w:pPr>
         <w:pStyle w:val="Heading1"/>
         <w:spacing w:line="360" w:lineRule="auto"/>
-        <w:jc w:val="center"/>
         <w:rPr>
           <w:rFonts w:ascii="Times New Roman" w:hAnsi="Times New Roman" w:cs="Times New Roman"/>
           <w:b/>
@@ -22664,6 +22643,41 @@
     </w:p>
     <w:p>
       <w:pPr>
+        <w:rPr>
+          <w:lang w:val="uk-UA"/>
+        </w:rPr>
+      </w:pPr>
+    </w:p>
+    <w:p>
+      <w:pPr>
+        <w:rPr>
+          <w:lang w:val="uk-UA"/>
+        </w:rPr>
+      </w:pPr>
+    </w:p>
+    <w:p>
+      <w:pPr>
+        <w:rPr>
+          <w:lang w:val="uk-UA"/>
+        </w:rPr>
+      </w:pPr>
+    </w:p>
+    <w:p>
+      <w:pPr>
+        <w:rPr>
+          <w:lang w:val="uk-UA"/>
+        </w:rPr>
+      </w:pPr>
+    </w:p>
+    <w:p>
+      <w:pPr>
+        <w:rPr>
+          <w:lang w:val="uk-UA"/>
+        </w:rPr>
+      </w:pPr>
+    </w:p>
+    <w:p>
+      <w:pPr>
         <w:pStyle w:val="Heading1"/>
         <w:spacing w:line="360" w:lineRule="auto"/>
         <w:jc w:val="center"/>
@@ -22696,6 +22710,20 @@
     </w:p>
     <w:p>
       <w:pPr>
+        <w:rPr>
+          <w:lang w:val="uk-UA"/>
+        </w:rPr>
+      </w:pPr>
+    </w:p>
+    <w:p>
+      <w:pPr>
+        <w:rPr>
+          <w:lang w:val="uk-UA"/>
+        </w:rPr>
+      </w:pPr>
+    </w:p>
+    <w:p>
+      <w:pPr>
         <w:pStyle w:val="Heading1"/>
         <w:spacing w:line="360" w:lineRule="auto"/>
         <w:jc w:val="center"/>
@@ -22709,11 +22737,7 @@
           <w:lang w:val="uk-UA"/>
         </w:rPr>
       </w:pPr>
-    </w:p>
-    <w:p>
-      <w:pPr>
-        <w:pStyle w:val="Heading1"/>
-        <w:spacing w:line="360" w:lineRule="auto"/>
+      <w:r>
         <w:rPr>
           <w:rFonts w:ascii="Times New Roman" w:hAnsi="Times New Roman" w:cs="Times New Roman"/>
           <w:b/>
@@ -22722,16 +22746,11 @@
           <w:sz w:val="36"/>
           <w:szCs w:val="36"/>
         </w:rPr>
-      </w:pPr>
-    </w:p>
-    <w:p/>
-    <w:p/>
-    <w:p/>
-    <w:p>
-      <w:pPr>
-        <w:pStyle w:val="Heading1"/>
-        <w:spacing w:line="360" w:lineRule="auto"/>
-        <w:jc w:val="center"/>
+        <w:lastRenderedPageBreak/>
+        <w:t xml:space="preserve">3. </w:t>
+      </w:r>
+      <w:proofErr w:type="spellStart"/>
+      <w:r>
         <w:rPr>
           <w:rFonts w:ascii="Times New Roman" w:hAnsi="Times New Roman" w:cs="Times New Roman"/>
           <w:b/>
@@ -22739,32 +22758,8 @@
           <w:color w:val="auto"/>
           <w:sz w:val="36"/>
           <w:szCs w:val="36"/>
-          <w:lang w:val="uk-UA"/>
-        </w:rPr>
-      </w:pPr>
-      <w:r>
-        <w:rPr>
-          <w:rFonts w:ascii="Times New Roman" w:hAnsi="Times New Roman" w:cs="Times New Roman"/>
-          <w:b/>
-          <w:bCs/>
-          <w:color w:val="auto"/>
-          <w:sz w:val="36"/>
-          <w:szCs w:val="36"/>
-        </w:rPr>
-        <w:lastRenderedPageBreak/>
-        <w:t>3. Р</w:t>
-      </w:r>
-      <w:proofErr w:type="spellStart"/>
-      <w:r>
-        <w:rPr>
-          <w:rFonts w:ascii="Times New Roman" w:hAnsi="Times New Roman" w:cs="Times New Roman"/>
-          <w:b/>
-          <w:bCs/>
-          <w:color w:val="auto"/>
-          <w:sz w:val="36"/>
-          <w:szCs w:val="36"/>
-        </w:rPr>
-        <w:t>озміщення</w:t>
+        </w:rPr>
+        <w:t>Розміщення</w:t>
       </w:r>
       <w:proofErr w:type="spellEnd"/>
       <w:r>
@@ -23544,7 +23539,6 @@
         <w:ind w:firstLine="360"/>
         <w:jc w:val="both"/>
         <w:rPr>
-          <w:rStyle w:val="s1"/>
           <w:sz w:val="28"/>
           <w:szCs w:val="28"/>
           <w:lang w:val="uk-UA"/>
@@ -23557,6 +23551,102 @@
         </w:rPr>
         <w:lastRenderedPageBreak/>
         <w:t>Розміщення ключових елементів у верхній частині сторінки забезпечує швидкий доступ до них незалежно від поточного розділу системи.</w:t>
+      </w:r>
+    </w:p>
+    <w:p>
+      <w:pPr>
+        <w:pStyle w:val="p3"/>
+        <w:spacing w:line="360" w:lineRule="auto"/>
+        <w:ind w:hanging="851"/>
+        <w:jc w:val="both"/>
+        <w:rPr>
+          <w:rStyle w:val="s1"/>
+          <w:sz w:val="28"/>
+          <w:szCs w:val="28"/>
+          <w:lang w:val="uk-UA"/>
+        </w:rPr>
+      </w:pPr>
+      <w:r>
+        <w:rPr>
+          <w:noProof/>
+          <w:sz w:val="28"/>
+          <w:szCs w:val="28"/>
+          <w:lang w:val="uk-UA"/>
+          <w14:ligatures w14:val="standardContextual"/>
+        </w:rPr>
+        <w:drawing>
+          <wp:inline distT="0" distB="0" distL="0" distR="0" wp14:anchorId="78B4BADE" wp14:editId="173E41CD">
+            <wp:extent cx="7086952" cy="420067"/>
+            <wp:effectExtent l="0" t="0" r="0" b="0"/>
+            <wp:docPr id="1489696725" name="Picture 1"/>
+            <wp:cNvGraphicFramePr>
+              <a:graphicFrameLocks xmlns:a="http://schemas.openxmlformats.org/drawingml/2006/main" noChangeAspect="1"/>
+            </wp:cNvGraphicFramePr>
+            <a:graphic xmlns:a="http://schemas.openxmlformats.org/drawingml/2006/main">
+              <a:graphicData uri="http://schemas.openxmlformats.org/drawingml/2006/picture">
+                <pic:pic xmlns:pic="http://schemas.openxmlformats.org/drawingml/2006/picture">
+                  <pic:nvPicPr>
+                    <pic:cNvPr id="1489696725" name="Picture 1489696725"/>
+                    <pic:cNvPicPr/>
+                  </pic:nvPicPr>
+                  <pic:blipFill>
+                    <a:blip r:embed="rId11" cstate="print">
+                      <a:extLst>
+                        <a:ext uri="{28A0092B-C50C-407E-A947-70E740481C1C}">
+                          <a14:useLocalDpi xmlns:a14="http://schemas.microsoft.com/office/drawing/2010/main" val="0"/>
+                        </a:ext>
+                      </a:extLst>
+                    </a:blip>
+                    <a:stretch>
+                      <a:fillRect/>
+                    </a:stretch>
+                  </pic:blipFill>
+                  <pic:spPr>
+                    <a:xfrm>
+                      <a:off x="0" y="0"/>
+                      <a:ext cx="7427476" cy="440251"/>
+                    </a:xfrm>
+                    <a:prstGeom prst="rect">
+                      <a:avLst/>
+                    </a:prstGeom>
+                  </pic:spPr>
+                </pic:pic>
+              </a:graphicData>
+            </a:graphic>
+          </wp:inline>
+        </w:drawing>
+      </w:r>
+    </w:p>
+    <w:p>
+      <w:pPr>
+        <w:pStyle w:val="p3"/>
+        <w:spacing w:line="360" w:lineRule="auto"/>
+        <w:ind w:firstLine="360"/>
+        <w:jc w:val="center"/>
+        <w:rPr>
+          <w:rStyle w:val="s1"/>
+          <w:sz w:val="28"/>
+          <w:szCs w:val="28"/>
+          <w:lang w:val="en-US"/>
+        </w:rPr>
+      </w:pPr>
+      <w:r>
+        <w:rPr>
+          <w:rStyle w:val="s1"/>
+          <w:sz w:val="28"/>
+          <w:szCs w:val="28"/>
+          <w:lang w:val="uk-UA"/>
+        </w:rPr>
+        <w:t xml:space="preserve">Рисунок 5 – Приклад </w:t>
+      </w:r>
+      <w:r>
+        <w:rPr>
+          <w:rStyle w:val="s1"/>
+          <w:sz w:val="28"/>
+          <w:szCs w:val="28"/>
+          <w:lang w:val="en-US"/>
+        </w:rPr>
+        <w:t>Header</w:t>
       </w:r>
     </w:p>
     <w:p>
@@ -23856,18 +23946,113 @@
         <w:ind w:firstLine="360"/>
         <w:jc w:val="both"/>
         <w:rPr>
+          <w:sz w:val="28"/>
+          <w:szCs w:val="28"/>
+        </w:rPr>
+      </w:pPr>
+      <w:r>
+        <w:rPr>
+          <w:sz w:val="28"/>
+          <w:szCs w:val="28"/>
+        </w:rPr>
+        <w:t>Бічна панель навігації також може адаптуватися до розміру екрана. Наприклад, на мобільних пристроях вона може автоматично згортатися у компактне меню.</w:t>
+      </w:r>
+    </w:p>
+    <w:p>
+      <w:pPr>
+        <w:pStyle w:val="p3"/>
+        <w:spacing w:line="360" w:lineRule="auto"/>
+        <w:ind w:firstLine="360"/>
+        <w:jc w:val="center"/>
+        <w:rPr>
           <w:rStyle w:val="s1"/>
           <w:sz w:val="28"/>
           <w:szCs w:val="28"/>
+          <w:lang w:val="en-US"/>
+        </w:rPr>
+      </w:pPr>
+      <w:r>
+        <w:rPr>
+          <w:noProof/>
+          <w:sz w:val="28"/>
+          <w:szCs w:val="28"/>
           <w:lang w:val="uk-UA"/>
-        </w:rPr>
-      </w:pPr>
-      <w:r>
-        <w:rPr>
-          <w:sz w:val="28"/>
-          <w:szCs w:val="28"/>
-        </w:rPr>
-        <w:t>Бічна панель навігації також може адаптуватися до розміру екрана. Наприклад, на мобільних пристроях вона може автоматично згортатися у компактне меню.</w:t>
+          <w14:ligatures w14:val="standardContextual"/>
+        </w:rPr>
+        <w:lastRenderedPageBreak/>
+        <w:drawing>
+          <wp:inline distT="0" distB="0" distL="0" distR="0" wp14:anchorId="48545B73" wp14:editId="376AA743">
+            <wp:extent cx="3327400" cy="3479800"/>
+            <wp:effectExtent l="0" t="0" r="0" b="0"/>
+            <wp:docPr id="1030052340" name="Picture 2" descr="A screenshot of a phone&#10;&#10;AI-generated content may be incorrect."/>
+            <wp:cNvGraphicFramePr>
+              <a:graphicFrameLocks xmlns:a="http://schemas.openxmlformats.org/drawingml/2006/main" noChangeAspect="1"/>
+            </wp:cNvGraphicFramePr>
+            <a:graphic xmlns:a="http://schemas.openxmlformats.org/drawingml/2006/main">
+              <a:graphicData uri="http://schemas.openxmlformats.org/drawingml/2006/picture">
+                <pic:pic xmlns:pic="http://schemas.openxmlformats.org/drawingml/2006/picture">
+                  <pic:nvPicPr>
+                    <pic:cNvPr id="1030052340" name="Picture 2" descr="A screenshot of a phone&#10;&#10;AI-generated content may be incorrect."/>
+                    <pic:cNvPicPr/>
+                  </pic:nvPicPr>
+                  <pic:blipFill>
+                    <a:blip r:embed="rId12">
+                      <a:extLst>
+                        <a:ext uri="{28A0092B-C50C-407E-A947-70E740481C1C}">
+                          <a14:useLocalDpi xmlns:a14="http://schemas.microsoft.com/office/drawing/2010/main" val="0"/>
+                        </a:ext>
+                      </a:extLst>
+                    </a:blip>
+                    <a:stretch>
+                      <a:fillRect/>
+                    </a:stretch>
+                  </pic:blipFill>
+                  <pic:spPr>
+                    <a:xfrm>
+                      <a:off x="0" y="0"/>
+                      <a:ext cx="3327400" cy="3479800"/>
+                    </a:xfrm>
+                    <a:prstGeom prst="rect">
+                      <a:avLst/>
+                    </a:prstGeom>
+                  </pic:spPr>
+                </pic:pic>
+              </a:graphicData>
+            </a:graphic>
+          </wp:inline>
+        </w:drawing>
+      </w:r>
+    </w:p>
+    <w:p>
+      <w:pPr>
+        <w:pStyle w:val="p3"/>
+        <w:spacing w:line="360" w:lineRule="auto"/>
+        <w:ind w:firstLine="360"/>
+        <w:jc w:val="center"/>
+        <w:rPr>
+          <w:rStyle w:val="s1"/>
+          <w:sz w:val="28"/>
+          <w:szCs w:val="28"/>
+          <w:lang w:val="en-US"/>
+        </w:rPr>
+      </w:pPr>
+      <w:r>
+        <w:rPr>
+          <w:rStyle w:val="s1"/>
+          <w:sz w:val="28"/>
+          <w:szCs w:val="28"/>
+          <w:lang w:val="uk-UA"/>
+        </w:rPr>
+        <w:t xml:space="preserve">Рисунок 6 – Приклад </w:t>
+      </w:r>
+      <w:r>
+        <w:rPr>
+          <w:rStyle w:val="s1"/>
+          <w:sz w:val="28"/>
+          <w:szCs w:val="28"/>
+          <w:lang w:val="en-US"/>
+        </w:rPr>
+        <w:t>Sidebar</w:t>
       </w:r>
     </w:p>
     <w:p>
@@ -23895,7 +24080,6 @@
           <w:sz w:val="28"/>
           <w:szCs w:val="28"/>
         </w:rPr>
-        <w:lastRenderedPageBreak/>
         <w:t>Основна</w:t>
       </w:r>
       <w:proofErr w:type="spellEnd"/>
@@ -24158,6 +24342,7 @@
           <w:sz w:val="28"/>
           <w:szCs w:val="28"/>
         </w:rPr>
+        <w:lastRenderedPageBreak/>
         <w:t>Інтерфейс форм введення даних спроектований таким чином, щоб користувач міг швидко додати новий запис, використовуючи зрозумілі поля введення, підказки та перевірку коректності введених даних.</w:t>
       </w:r>
     </w:p>
@@ -24168,18 +24353,103 @@
         <w:ind w:firstLine="360"/>
         <w:jc w:val="both"/>
         <w:rPr>
+          <w:sz w:val="28"/>
+          <w:szCs w:val="28"/>
+        </w:rPr>
+      </w:pPr>
+      <w:r>
+        <w:rPr>
+          <w:sz w:val="28"/>
+          <w:szCs w:val="28"/>
+        </w:rPr>
+        <w:t>Для підвищення продуктивності системи використовується динамічне оновлення даних без повного перезавантаження сторінки, що реалізується за допомогою технологій JavaScript та бібліотеки React.</w:t>
+      </w:r>
+    </w:p>
+    <w:p>
+      <w:pPr>
+        <w:pStyle w:val="p3"/>
+        <w:spacing w:line="360" w:lineRule="auto"/>
+        <w:ind w:firstLine="360"/>
+        <w:jc w:val="both"/>
+        <w:rPr>
           <w:rStyle w:val="s1"/>
           <w:sz w:val="28"/>
           <w:szCs w:val="28"/>
+          <w:lang w:val="en-US"/>
+        </w:rPr>
+      </w:pPr>
+      <w:r>
+        <w:rPr>
+          <w:noProof/>
+          <w:sz w:val="28"/>
+          <w:szCs w:val="28"/>
           <w:lang w:val="uk-UA"/>
-        </w:rPr>
-      </w:pPr>
-      <w:r>
-        <w:rPr>
-          <w:sz w:val="28"/>
-          <w:szCs w:val="28"/>
-        </w:rPr>
-        <w:t>Для підвищення продуктивності системи використовується динамічне оновлення даних без повного перезавантаження сторінки, що реалізується за допомогою технологій JavaScript та бібліотеки React.</w:t>
+          <w14:ligatures w14:val="standardContextual"/>
+        </w:rPr>
+        <w:drawing>
+          <wp:inline distT="0" distB="0" distL="0" distR="0" wp14:anchorId="1C00A5C2" wp14:editId="4232CED5">
+            <wp:extent cx="5731510" cy="3405505"/>
+            <wp:effectExtent l="0" t="0" r="0" b="0"/>
+            <wp:docPr id="1779002516" name="Picture 3" descr="A screenshot of a chart&#10;&#10;AI-generated content may be incorrect."/>
+            <wp:cNvGraphicFramePr>
+              <a:graphicFrameLocks xmlns:a="http://schemas.openxmlformats.org/drawingml/2006/main" noChangeAspect="1"/>
+            </wp:cNvGraphicFramePr>
+            <a:graphic xmlns:a="http://schemas.openxmlformats.org/drawingml/2006/main">
+              <a:graphicData uri="http://schemas.openxmlformats.org/drawingml/2006/picture">
+                <pic:pic xmlns:pic="http://schemas.openxmlformats.org/drawingml/2006/picture">
+                  <pic:nvPicPr>
+                    <pic:cNvPr id="1779002516" name="Picture 3" descr="A screenshot of a chart&#10;&#10;AI-generated content may be incorrect."/>
+                    <pic:cNvPicPr/>
+                  </pic:nvPicPr>
+                  <pic:blipFill>
+                    <a:blip r:embed="rId13" cstate="print">
+                      <a:extLst>
+                        <a:ext uri="{28A0092B-C50C-407E-A947-70E740481C1C}">
+                          <a14:useLocalDpi xmlns:a14="http://schemas.microsoft.com/office/drawing/2010/main" val="0"/>
+                        </a:ext>
+                      </a:extLst>
+                    </a:blip>
+                    <a:stretch>
+                      <a:fillRect/>
+                    </a:stretch>
+                  </pic:blipFill>
+                  <pic:spPr>
+                    <a:xfrm>
+                      <a:off x="0" y="0"/>
+                      <a:ext cx="5731510" cy="3405505"/>
+                    </a:xfrm>
+                    <a:prstGeom prst="rect">
+                      <a:avLst/>
+                    </a:prstGeom>
+                  </pic:spPr>
+                </pic:pic>
+              </a:graphicData>
+            </a:graphic>
+          </wp:inline>
+        </w:drawing>
+      </w:r>
+    </w:p>
+    <w:p>
+      <w:pPr>
+        <w:pStyle w:val="p3"/>
+        <w:spacing w:line="360" w:lineRule="auto"/>
+        <w:ind w:firstLine="360"/>
+        <w:jc w:val="center"/>
+        <w:rPr>
+          <w:rStyle w:val="s1"/>
+          <w:sz w:val="28"/>
+          <w:szCs w:val="28"/>
+          <w:lang w:val="uk-UA"/>
+        </w:rPr>
+      </w:pPr>
+      <w:r>
+        <w:rPr>
+          <w:rStyle w:val="s1"/>
+          <w:sz w:val="28"/>
+          <w:szCs w:val="28"/>
+          <w:lang w:val="uk-UA"/>
+        </w:rPr>
+        <w:t>Рисунок 7 – приклад основної робочої області</w:t>
       </w:r>
     </w:p>
     <w:p>
@@ -24355,6 +24625,26 @@
         <w:ind w:firstLine="360"/>
         <w:jc w:val="both"/>
         <w:rPr>
+          <w:sz w:val="28"/>
+          <w:szCs w:val="28"/>
+          <w:lang w:val="uk-UA"/>
+        </w:rPr>
+      </w:pPr>
+      <w:r>
+        <w:rPr>
+          <w:sz w:val="28"/>
+          <w:szCs w:val="28"/>
+        </w:rPr>
+        <w:t>Наявність footer дозволяє структурувати сторінку та забезпечити доступ до додаткової інформації без перевантаження основного інтерфейсу.</w:t>
+      </w:r>
+    </w:p>
+    <w:p>
+      <w:pPr>
+        <w:pStyle w:val="p3"/>
+        <w:spacing w:line="360" w:lineRule="auto"/>
+        <w:ind w:hanging="709"/>
+        <w:jc w:val="both"/>
+        <w:rPr>
           <w:rStyle w:val="s1"/>
           <w:sz w:val="28"/>
           <w:szCs w:val="28"/>
@@ -24363,10 +24653,84 @@
       </w:pPr>
       <w:r>
         <w:rPr>
-          <w:sz w:val="28"/>
-          <w:szCs w:val="28"/>
-        </w:rPr>
-        <w:t>Наявність footer дозволяє структурувати сторінку та забезпечити доступ до додаткової інформації без перевантаження основного інтерфейсу.</w:t>
+          <w:noProof/>
+          <w:sz w:val="28"/>
+          <w:szCs w:val="28"/>
+          <w:lang w:val="uk-UA"/>
+          <w14:ligatures w14:val="standardContextual"/>
+        </w:rPr>
+        <w:drawing>
+          <wp:inline distT="0" distB="0" distL="0" distR="0" wp14:anchorId="7E808DE4" wp14:editId="7B3BDA4E">
+            <wp:extent cx="6897337" cy="294967"/>
+            <wp:effectExtent l="0" t="0" r="0" b="0"/>
+            <wp:docPr id="1576300991" name="Picture 4"/>
+            <wp:cNvGraphicFramePr>
+              <a:graphicFrameLocks xmlns:a="http://schemas.openxmlformats.org/drawingml/2006/main" noChangeAspect="1"/>
+            </wp:cNvGraphicFramePr>
+            <a:graphic xmlns:a="http://schemas.openxmlformats.org/drawingml/2006/main">
+              <a:graphicData uri="http://schemas.openxmlformats.org/drawingml/2006/picture">
+                <pic:pic xmlns:pic="http://schemas.openxmlformats.org/drawingml/2006/picture">
+                  <pic:nvPicPr>
+                    <pic:cNvPr id="1576300991" name="Picture 1576300991"/>
+                    <pic:cNvPicPr/>
+                  </pic:nvPicPr>
+                  <pic:blipFill>
+                    <a:blip r:embed="rId14" cstate="print">
+                      <a:extLst>
+                        <a:ext uri="{28A0092B-C50C-407E-A947-70E740481C1C}">
+                          <a14:useLocalDpi xmlns:a14="http://schemas.microsoft.com/office/drawing/2010/main" val="0"/>
+                        </a:ext>
+                      </a:extLst>
+                    </a:blip>
+                    <a:stretch>
+                      <a:fillRect/>
+                    </a:stretch>
+                  </pic:blipFill>
+                  <pic:spPr>
+                    <a:xfrm>
+                      <a:off x="0" y="0"/>
+                      <a:ext cx="7055631" cy="301737"/>
+                    </a:xfrm>
+                    <a:prstGeom prst="rect">
+                      <a:avLst/>
+                    </a:prstGeom>
+                  </pic:spPr>
+                </pic:pic>
+              </a:graphicData>
+            </a:graphic>
+          </wp:inline>
+        </w:drawing>
+      </w:r>
+    </w:p>
+    <w:p>
+      <w:pPr>
+        <w:pStyle w:val="p3"/>
+        <w:spacing w:line="360" w:lineRule="auto"/>
+        <w:jc w:val="center"/>
+        <w:rPr>
+          <w:rStyle w:val="s1"/>
+          <w:sz w:val="28"/>
+          <w:szCs w:val="28"/>
+          <w:lang w:val="en-US"/>
+        </w:rPr>
+      </w:pPr>
+      <w:r>
+        <w:rPr>
+          <w:rStyle w:val="s1"/>
+          <w:sz w:val="28"/>
+          <w:szCs w:val="28"/>
+          <w:lang w:val="uk-UA"/>
+        </w:rPr>
+        <w:t xml:space="preserve">Рисунок 8 – приклад </w:t>
+      </w:r>
+      <w:r>
+        <w:rPr>
+          <w:rStyle w:val="s1"/>
+          <w:sz w:val="28"/>
+          <w:szCs w:val="28"/>
+          <w:lang w:val="en-US"/>
+        </w:rPr>
+        <w:t>footer</w:t>
       </w:r>
     </w:p>
     <w:p>
@@ -24851,6 +25215,7 @@
           <w:sz w:val="28"/>
           <w:szCs w:val="28"/>
         </w:rPr>
+        <w:lastRenderedPageBreak/>
         <w:t>Основні особливості дизайну:</w:t>
       </w:r>
     </w:p>
@@ -24913,7 +25278,6 @@
           <w:sz w:val="28"/>
           <w:szCs w:val="28"/>
         </w:rPr>
-        <w:lastRenderedPageBreak/>
         <w:t xml:space="preserve">застосування </w:t>
       </w:r>
       <w:r>
@@ -28627,7 +28991,7 @@
         </w:rPr>
         <w:lastRenderedPageBreak/>
         <w:drawing>
-          <wp:inline distT="0" distB="0" distL="0" distR="0" wp14:anchorId="71D3693E" wp14:editId="71D7318C">
+          <wp:inline distT="0" distB="0" distL="0" distR="0" wp14:anchorId="71D3693E" wp14:editId="4022E606">
             <wp:extent cx="5731510" cy="3778250"/>
             <wp:effectExtent l="0" t="0" r="0" b="6350"/>
             <wp:docPr id="580957002" name="Picture 1" descr="A screenshot of a computer&#10;&#10;AI-generated content may be incorrect."/>
@@ -28642,7 +29006,7 @@
                     <pic:cNvPicPr/>
                   </pic:nvPicPr>
                   <pic:blipFill>
-                    <a:blip r:embed="rId12" cstate="print">
+                    <a:blip r:embed="rId15" cstate="print">
                       <a:extLst>
                         <a:ext uri="{28A0092B-C50C-407E-A947-70E740481C1C}">
                           <a14:useLocalDpi xmlns:a14="http://schemas.microsoft.com/office/drawing/2010/main" val="0"/>
@@ -28692,9 +29056,9 @@
         <w:rPr>
           <w:sz w:val="28"/>
           <w:szCs w:val="28"/>
-          <w:lang w:val="uk-UA"/>
-        </w:rPr>
-        <w:t>5</w:t>
+          <w:lang w:val="en-US"/>
+        </w:rPr>
+        <w:t>9</w:t>
       </w:r>
       <w:r>
         <w:rPr>
@@ -36145,29 +36509,6 @@
       </w:tcPr>
     </w:tblStylePr>
   </w:style>
-  <w:style w:type="character" w:styleId="Hyperlink">
-    <w:name w:val="Hyperlink"/>
-    <w:basedOn w:val="DefaultParagraphFont"/>
-    <w:uiPriority w:val="99"/>
-    <w:unhideWhenUsed/>
-    <w:rsid w:val="00F02E19"/>
-    <w:rPr>
-      <w:color w:val="467886" w:themeColor="hyperlink"/>
-      <w:u w:val="single"/>
-    </w:rPr>
-  </w:style>
-  <w:style w:type="character" w:styleId="UnresolvedMention">
-    <w:name w:val="Unresolved Mention"/>
-    <w:basedOn w:val="DefaultParagraphFont"/>
-    <w:uiPriority w:val="99"/>
-    <w:semiHidden/>
-    <w:unhideWhenUsed/>
-    <w:rsid w:val="00F02E19"/>
-    <w:rPr>
-      <w:color w:val="605E5C"/>
-      <w:shd w:val="clear" w:color="auto" w:fill="E1DFDD"/>
-    </w:rPr>
-  </w:style>
 </w:styles>
 </file>
 
